--- a/segundo-termo/BACKEND/JAVA.SCRIPT/AULA14/Ajuda_Passo_a_Passo_CRUD_READ_Turma.docx
+++ b/segundo-termo/BACKEND/JAVA.SCRIPT/AULA14/Ajuda_Passo_a_Passo_CRUD_READ_Turma.docx
@@ -282,10 +282,7 @@
       </w:pPr>
       <w:proofErr w:type="gramStart"/>
       <w:r>
-        <w:t>☐</w:t>
-      </w:r>
-      <w:r>
-        <w:t xml:space="preserve">  No</w:t>
+        <w:t>☐  No</w:t>
       </w:r>
       <w:proofErr w:type="gramEnd"/>
       <w:r>
@@ -306,10 +303,7 @@
       </w:pPr>
       <w:proofErr w:type="gramStart"/>
       <w:r>
-        <w:t>☐</w:t>
-      </w:r>
-      <w:r>
-        <w:t xml:space="preserve">  Na</w:t>
+        <w:t>☐  Na</w:t>
       </w:r>
       <w:proofErr w:type="gramEnd"/>
       <w:r>
@@ -322,10 +316,7 @@
       </w:pPr>
       <w:proofErr w:type="gramStart"/>
       <w:r>
-        <w:t>☐</w:t>
-      </w:r>
-      <w:r>
-        <w:t xml:space="preserve">  Abra</w:t>
+        <w:t>☐  Abra</w:t>
       </w:r>
       <w:proofErr w:type="gramEnd"/>
       <w:r>
@@ -366,10 +357,7 @@
       </w:pPr>
       <w:proofErr w:type="gramStart"/>
       <w:r>
-        <w:t>☐</w:t>
-      </w:r>
-      <w:r>
-        <w:t xml:space="preserve">  Abra</w:t>
+        <w:t>☐  Abra</w:t>
       </w:r>
       <w:proofErr w:type="gramEnd"/>
       <w:r>
@@ -398,10 +386,7 @@
       </w:pPr>
       <w:proofErr w:type="gramStart"/>
       <w:r>
-        <w:t>☐</w:t>
-      </w:r>
-      <w:r>
-        <w:t xml:space="preserve">  No</w:t>
+        <w:t>☐  No</w:t>
       </w:r>
       <w:proofErr w:type="gramEnd"/>
       <w:r>
@@ -430,10 +415,7 @@
       </w:pPr>
       <w:proofErr w:type="gramStart"/>
       <w:r>
-        <w:t>☐</w:t>
-      </w:r>
-      <w:r>
-        <w:t xml:space="preserve">  Digite</w:t>
+        <w:t>☐  Digite</w:t>
       </w:r>
       <w:proofErr w:type="gramEnd"/>
       <w:r>
@@ -463,10 +445,7 @@
       </w:pPr>
       <w:proofErr w:type="gramStart"/>
       <w:r>
-        <w:t>☐</w:t>
-      </w:r>
-      <w:r>
-        <w:t xml:space="preserve">  Digite</w:t>
+        <w:t>☐  Digite</w:t>
       </w:r>
       <w:proofErr w:type="gramEnd"/>
       <w:r>
@@ -1405,10 +1384,7 @@
       </w:pPr>
       <w:proofErr w:type="gramStart"/>
       <w:r>
-        <w:t>☐</w:t>
-      </w:r>
-      <w:r>
-        <w:t xml:space="preserve">  O</w:t>
+        <w:t>☐  O</w:t>
       </w:r>
       <w:proofErr w:type="gramEnd"/>
       <w:r>
@@ -1421,10 +1397,7 @@
       </w:pPr>
       <w:proofErr w:type="gramStart"/>
       <w:r>
-        <w:t>☐</w:t>
-      </w:r>
-      <w:r>
-        <w:t xml:space="preserve">  Salvei</w:t>
+        <w:t>☐  Salvei</w:t>
       </w:r>
       <w:proofErr w:type="gramEnd"/>
       <w:r>
@@ -1437,10 +1410,7 @@
       </w:pPr>
       <w:proofErr w:type="gramStart"/>
       <w:r>
-        <w:t>☐</w:t>
-      </w:r>
-      <w:r>
-        <w:t xml:space="preserve">  Registrei</w:t>
+        <w:t>☐  Registrei</w:t>
       </w:r>
       <w:proofErr w:type="gramEnd"/>
       <w:r>
@@ -2836,10 +2806,7 @@
       </w:pPr>
       <w:proofErr w:type="gramStart"/>
       <w:r>
-        <w:t>☐</w:t>
-      </w:r>
-      <w:r>
-        <w:t xml:space="preserve">  Meu</w:t>
+        <w:t>☐  Meu</w:t>
       </w:r>
       <w:proofErr w:type="gramEnd"/>
       <w:r>
@@ -2860,10 +2827,7 @@
       </w:pPr>
       <w:proofErr w:type="gramStart"/>
       <w:r>
-        <w:t>☐</w:t>
-      </w:r>
-      <w:r>
-        <w:t xml:space="preserve">  Dia</w:t>
+        <w:t>☐  Dia</w:t>
       </w:r>
       <w:proofErr w:type="gramEnd"/>
       <w:r>
@@ -2884,10 +2848,7 @@
       </w:pPr>
       <w:proofErr w:type="gramStart"/>
       <w:r>
-        <w:t>☐</w:t>
-      </w:r>
-      <w:r>
-        <w:t xml:space="preserve">  Dia</w:t>
+        <w:t>☐  Dia</w:t>
       </w:r>
       <w:proofErr w:type="gramEnd"/>
       <w:r>
@@ -2908,10 +2869,7 @@
       </w:pPr>
       <w:proofErr w:type="gramStart"/>
       <w:r>
-        <w:t>☐</w:t>
-      </w:r>
-      <w:r>
-        <w:t xml:space="preserve">  Executei</w:t>
+        <w:t>☐  Executei</w:t>
       </w:r>
       <w:proofErr w:type="gramEnd"/>
       <w:r>
@@ -2940,10 +2898,7 @@
       </w:pPr>
       <w:proofErr w:type="gramStart"/>
       <w:r>
-        <w:t>☐</w:t>
-      </w:r>
-      <w:r>
-        <w:t xml:space="preserve">  Preenchi</w:t>
+        <w:t>☐  Preenchi</w:t>
       </w:r>
       <w:proofErr w:type="gramEnd"/>
       <w:r>
@@ -2956,10 +2911,7 @@
       </w:pPr>
       <w:proofErr w:type="gramStart"/>
       <w:r>
-        <w:t>☐</w:t>
-      </w:r>
-      <w:r>
-        <w:t xml:space="preserve">  Exportei</w:t>
+        <w:t>☐  Exportei</w:t>
       </w:r>
       <w:proofErr w:type="gramEnd"/>
       <w:r>
@@ -2981,10 +2933,7 @@
       </w:pPr>
       <w:proofErr w:type="gramStart"/>
       <w:r>
-        <w:t>☐</w:t>
-      </w:r>
-      <w:r>
-        <w:t xml:space="preserve">  Anexei</w:t>
+        <w:t>☐  Anexei</w:t>
       </w:r>
       <w:proofErr w:type="gramEnd"/>
       <w:r>
